--- a/exports/docx/scuba-architecture-guide.docx
+++ b/exports/docx/scuba-architecture-guide.docx
@@ -2013,7 +2013,7 @@
         <w:color w:val="808080"/>
         <w:sz w:val="14"/>
       </w:rPr>
-      <w:t>CUI | UIAO Program | Generated 2026-04-11</w:t>
+      <w:t>CUI | UIAO Program | Generated 2026-04-13</w:t>
     </w:r>
   </w:p>
 </w:ftr>

--- a/exports/docx/scuba-architecture-guide.docx
+++ b/exports/docx/scuba-architecture-guide.docx
@@ -1387,7 +1387,7 @@
               <w:rPr>
                 <w:sz w:val="18"/>
               </w:rPr>
-              <w:t>No FOUO markings. GCC Moderate classification applies to M365 SaaS services only.</w:t>
+              <w:t>No classification markings. GCC Moderate classification applies to M365 SaaS services only.</w:t>
             </w:r>
           </w:p>
         </w:tc>
